--- a/work/r8/TMHCC_Media_GapFill_Enhancement_Strategy.docx
+++ b/work/r8/TMHCC_Media_GapFill_Enhancement_Strategy.docx
@@ -216,6 +216,23 @@
     </w:p>
     <w:p>
       <w:pPr>
+        <w:pStyle w:val="ListBullet"/>
+        <w:spacing w:after="40"/>
+        <w:ind w:left="340"/>
+      </w:pPr>
+      <w:r>
+        <w:rPr>
+          <w:rFonts w:ascii="Lato" w:hAnsi="Lato" w:cs="Lato"/>
+          <w:b w:val="0"/>
+          <w:i w:val="0"/>
+          <w:color w:val="2B2F33"/>
+          <w:sz w:val="19"/>
+        </w:rPr>
+        <w:t>Ent. Elite — Entertainment Elite Policy (v3.2)</w:t>
+      </w:r>
+    </w:p>
+    <w:p>
+      <w:pPr>
         <w:spacing w:after="200"/>
       </w:pPr>
     </w:p>
@@ -246,7 +263,7 @@
           <w:color w:val="6C7378"/>
           <w:sz w:val="17"/>
         </w:rPr>
-        <w:t>Grounded in the FINAL TMHCC clean wording and the five attached competitor wordings. Figures that cannot be traced to an attached wording are marked CANNOT-DETERMINE / UNCONFIRMED.</w:t>
+        <w:t>Grounded in the FINAL TMHCC clean wording and the six attached competitor wordings. Figures that cannot be traced to an attached wording are marked CANNOT-DETERMINE / UNCONFIRMED.</w:t>
       </w:r>
     </w:p>
     <w:p>
@@ -1014,7 +1031,7 @@
           <w:color w:val="00648B"/>
           <w:sz w:val="23"/>
         </w:rPr>
-        <w:t>A4  ·  Touring / music-activity money (Section 8)</w:t>
+        <w:t>A4  ·  Touring / event money (Section 8) — restructured into two Schedule sub-limits</w:t>
       </w:r>
     </w:p>
     <w:tbl>
@@ -1076,7 +1093,7 @@
                 <w:color w:val="2B2F33"/>
                 <w:sz w:val="16"/>
               </w:rPr>
-              <w:t>GENUINE GAP — ADDED. Section 8 (Money) had Sub-Section 1 (Money) + Sub-Section 2 (Personal Assault) + a Loss of Keys extension only, with no extension for money while touring or during music/entertainment activities. A new ‘Money – Touring and Entertainment Activities’ extension has been added covering money in transit, in temporary storage and at temporary venues/festival sites/box offices in connection with touring, live events, performances and other music/entertainment activities.</w:t>
+              <w:t>GENUINE GAP — ADDED &amp; RESTRUCTURED. Section 8 (Money) had Sub-Section 1 (Money) + Sub-Section 2 (Personal Assault) + a Loss of Keys extension only, with no money extension for touring or events. Two new Schedule-referenced money extensions have been added: (1) ‘Money – Premises’ and (2) ‘Money – Touring, Festivals and Events’. The touring/event extension amalgamates the Entertainment Elite event-money section (theft; safes/strongrooms/bags/containers; assault cover for clothing/personal effects/personal Money; and employee dishonesty discovered within 12 months) and adopts the ‘0523’ (MIB) money enhancement that expressly recognises money ‘at the Venue’ and in transit to/from the Premises/Venue. No existing Money cover, condition or exclusion has been removed.</w:t>
             </w:r>
           </w:p>
         </w:tc>
@@ -1121,7 +1138,7 @@
                 <w:color w:val="2B2F33"/>
                 <w:sz w:val="16"/>
               </w:rPr>
-              <w:t>Section 8 – Money, Sub-Section 1, immediately after the ‘Loss of Keys’ extension.</w:t>
+              <w:t>Section 8 – Money, Sub-Section 1, immediately after the ‘Loss of Keys’ extension (before the Sub-Section Exclusions).</w:t>
             </w:r>
           </w:p>
         </w:tc>
@@ -1166,7 +1183,7 @@
                 <w:color w:val="2B2F33"/>
                 <w:sz w:val="16"/>
               </w:rPr>
-              <w:t>ADDED as a discrete tracked change. Sub-limit set as SCHEDULE-REFERENCED (‘the sum stated in the Schedule against this Extension’). The attached entertainment competitor wordings (Tysers, Yutree) write their Money cover on a SCHEDULE-DRIVEN basis with no fixed ‘touring money’ figure, so a specific market-highest figure CANNOT BE DETERMINED and has not been invented — underwriting to set the figure.</w:t>
+              <w:t>ADDED as discrete tracked changes. BOTH sub-limits are SCHEDULE-REFERENCED (‘up to the sub-limit shown against this Extension in the Schedule’), in line with the other Item coverages — the figures are chosen in the Schedule by underwriting. The attached entertainment competitor wordings (incl. Entertainment Elite) write Money on a Schedule/Item-driven basis, so no fixed market figure is invented.</w:t>
             </w:r>
           </w:p>
         </w:tc>
@@ -1211,7 +1228,7 @@
                 <w:color w:val="2B2F33"/>
                 <w:sz w:val="16"/>
               </w:rPr>
-              <w:t>ADDED (tracked) – figure cannot be determined; underwriting to set</w:t>
+              <w:t>ADDED (tracked) – two Schedule sub-limits (Premises; Touring/Festivals/Events); figures set in Schedule</w:t>
             </w:r>
           </w:p>
         </w:tc>
@@ -9457,7 +9474,7 @@
                 <w:color w:val="00648B"/>
                 <w:sz w:val="16"/>
               </w:rPr>
-              <w:t>Section 8 – Touring/Entertainment Money (NEW)</w:t>
+              <w:t>Section 8 – Money – Premises (NEW)</w:t>
             </w:r>
           </w:p>
         </w:tc>
@@ -9523,7 +9540,7 @@
                 <w:color w:val="2B2F33"/>
                 <w:sz w:val="16"/>
               </w:rPr>
-              <w:t>Competitor money cover is schedule-driven; no fixed touring figure. Cannot determine — not invented.</w:t>
+              <w:t>Schedule/Item-driven across the market (Entertainment Elite, Liberty, Allianz). Figure set in Schedule.</w:t>
             </w:r>
           </w:p>
         </w:tc>
@@ -9568,7 +9585,7 @@
                 <w:color w:val="00648B"/>
                 <w:sz w:val="16"/>
               </w:rPr>
-              <w:t>Section 2 – Artists’ Equipment</w:t>
+              <w:t>Section 8 – Money – Touring, Festivals &amp; Events (NEW)</w:t>
             </w:r>
           </w:p>
         </w:tc>
@@ -9589,7 +9606,7 @@
                 <w:color w:val="2B2F33"/>
                 <w:sz w:val="16"/>
               </w:rPr>
-              <w:t>GBP 20,000</w:t>
+              <w:t>— (new)</w:t>
             </w:r>
           </w:p>
         </w:tc>
@@ -9610,7 +9627,7 @@
                 <w:color w:val="2B2F33"/>
                 <w:sz w:val="16"/>
               </w:rPr>
-              <w:t>GBP 20,000 (no change)</w:t>
+              <w:t>Per Schedule</w:t>
             </w:r>
           </w:p>
         </w:tc>
@@ -9631,7 +9648,7 @@
                 <w:color w:val="2B2F33"/>
                 <w:sz w:val="16"/>
               </w:rPr>
-              <w:t>No competitor ‘artists equipment’ figure; Yutree portable electronic GBP 500 / driver’s effects GBP 1,500 are lower/different. TMHCC not lowered.</w:t>
+              <w:t>Amalgamates Entertainment Elite event-money (assault + employee dishonesty GBP 25k) + 0523 ‘Venue’; Schedule/Item-driven, so no fixed market figure invented.</w:t>
             </w:r>
           </w:p>
         </w:tc>
@@ -9652,7 +9669,7 @@
                 <w:color w:val="2B2F33"/>
                 <w:sz w:val="16"/>
               </w:rPr>
-              <w:t>No — cannot determine a higher figure</w:t>
+              <w:t>Underwriting to set figure</w:t>
             </w:r>
           </w:p>
         </w:tc>
@@ -9676,7 +9693,7 @@
                 <w:color w:val="00648B"/>
                 <w:sz w:val="16"/>
               </w:rPr>
-              <w:t>Section 2 – General Average delay</w:t>
+              <w:t>Section 2 – Artists’ Equipment</w:t>
             </w:r>
           </w:p>
         </w:tc>
@@ -9698,7 +9715,7 @@
                 <w:color w:val="2B2F33"/>
                 <w:sz w:val="16"/>
               </w:rPr>
-              <w:t>GBP 10,000</w:t>
+              <w:t>GBP 20,000</w:t>
             </w:r>
           </w:p>
         </w:tc>
@@ -9720,7 +9737,7 @@
                 <w:color w:val="2B2F33"/>
                 <w:sz w:val="16"/>
               </w:rPr>
-              <w:t>GBP 10,000 (no change)</w:t>
+              <w:t>GBP 20,000 (no change)</w:t>
             </w:r>
           </w:p>
         </w:tc>
@@ -9742,7 +9759,7 @@
                 <w:color w:val="2B2F33"/>
                 <w:sz w:val="16"/>
               </w:rPr>
-              <w:t>No competitor equivalent. Cannot determine.</w:t>
+              <w:t>No competitor ‘artists equipment’ figure; Yutree portable electronic GBP 500 / driver’s effects GBP 1,500 are lower/different. TMHCC not lowered.</w:t>
             </w:r>
           </w:p>
         </w:tc>
@@ -9764,7 +9781,7 @@
                 <w:color w:val="2B2F33"/>
                 <w:sz w:val="16"/>
               </w:rPr>
-              <w:t>No — cannot determine</w:t>
+              <w:t>No — cannot determine a higher figure</w:t>
             </w:r>
           </w:p>
         </w:tc>
@@ -9787,7 +9804,7 @@
                 <w:color w:val="00648B"/>
                 <w:sz w:val="16"/>
               </w:rPr>
-              <w:t>Section 2 – Mechanical/Electrical Breakdown (optional)</w:t>
+              <w:t>Section 2 – General Average delay</w:t>
             </w:r>
           </w:p>
         </w:tc>
@@ -9808,7 +9825,7 @@
                 <w:color w:val="2B2F33"/>
                 <w:sz w:val="16"/>
               </w:rPr>
-              <w:t>Within sum insured (Per Schedule)</w:t>
+              <w:t>GBP 10,000</w:t>
             </w:r>
           </w:p>
         </w:tc>
@@ -9829,7 +9846,7 @@
                 <w:color w:val="2B2F33"/>
                 <w:sz w:val="16"/>
               </w:rPr>
-              <w:t>Per Schedule (no change)</w:t>
+              <w:t>GBP 10,000 (no change)</w:t>
             </w:r>
           </w:p>
         </w:tc>
@@ -9850,7 +9867,7 @@
                 <w:color w:val="2B2F33"/>
                 <w:sz w:val="16"/>
               </w:rPr>
-              <w:t>Yutree M&amp;E breakdown GBP 30,000 (verified); TMHCC schedule-driven (typically ≥).</w:t>
+              <w:t>No competitor equivalent. Cannot determine.</w:t>
             </w:r>
           </w:p>
         </w:tc>
@@ -9871,7 +9888,7 @@
                 <w:color w:val="2B2F33"/>
                 <w:sz w:val="16"/>
               </w:rPr>
-              <w:t>No — schedule-driven</w:t>
+              <w:t>No — cannot determine</w:t>
             </w:r>
           </w:p>
         </w:tc>
@@ -9895,7 +9912,7 @@
                 <w:color w:val="00648B"/>
                 <w:sz w:val="16"/>
               </w:rPr>
-              <w:t>Section 11 – Production Indemnity agency / talent costs</w:t>
+              <w:t>Section 2 – Mechanical/Electrical Breakdown (optional)</w:t>
             </w:r>
           </w:p>
         </w:tc>
@@ -9917,7 +9934,7 @@
                 <w:color w:val="2B2F33"/>
                 <w:sz w:val="16"/>
               </w:rPr>
-              <w:t>GBP 30,000</w:t>
+              <w:t>Within sum insured (Per Schedule)</w:t>
             </w:r>
           </w:p>
         </w:tc>
@@ -9939,7 +9956,7 @@
                 <w:color w:val="2B2F33"/>
                 <w:sz w:val="16"/>
               </w:rPr>
-              <w:t>GBP 30,000 (no change)</w:t>
+              <w:t>Per Schedule (no change)</w:t>
             </w:r>
           </w:p>
         </w:tc>
@@ -9961,7 +9978,7 @@
                 <w:color w:val="2B2F33"/>
                 <w:sz w:val="16"/>
               </w:rPr>
-              <w:t>No like-for-like competitor figure (Tysers/Yutree production indemnity schedule-driven). Cannot determine.</w:t>
+              <w:t>Yutree M&amp;E breakdown GBP 30,000 (verified); TMHCC schedule-driven (typically ≥).</w:t>
             </w:r>
           </w:p>
         </w:tc>
@@ -9983,7 +10000,7 @@
                 <w:color w:val="2B2F33"/>
                 <w:sz w:val="16"/>
               </w:rPr>
-              <w:t>No — cannot determine</w:t>
+              <w:t>No — schedule-driven</w:t>
             </w:r>
           </w:p>
         </w:tc>
@@ -10006,6 +10023,114 @@
                 <w:color w:val="00648B"/>
                 <w:sz w:val="16"/>
               </w:rPr>
+              <w:t>Section 11 – Production Indemnity agency / talent costs</w:t>
+            </w:r>
+          </w:p>
+        </w:tc>
+        <w:tc>
+          <w:tcPr>
+            <w:tcW w:type="dxa" w:w="1531"/>
+          </w:tcPr>
+          <w:p>
+            <w:pPr>
+              <w:spacing w:after="20" w:before="0"/>
+            </w:pPr>
+            <w:r/>
+            <w:r>
+              <w:rPr>
+                <w:rFonts w:ascii="Lato" w:hAnsi="Lato" w:cs="Lato"/>
+                <w:b w:val="0"/>
+                <w:i w:val="0"/>
+                <w:color w:val="2B2F33"/>
+                <w:sz w:val="16"/>
+              </w:rPr>
+              <w:t>GBP 30,000</w:t>
+            </w:r>
+          </w:p>
+        </w:tc>
+        <w:tc>
+          <w:tcPr>
+            <w:tcW w:type="dxa" w:w="1701"/>
+          </w:tcPr>
+          <w:p>
+            <w:pPr>
+              <w:spacing w:after="20" w:before="0"/>
+            </w:pPr>
+            <w:r/>
+            <w:r>
+              <w:rPr>
+                <w:rFonts w:ascii="Lato" w:hAnsi="Lato" w:cs="Lato"/>
+                <w:b w:val="0"/>
+                <w:i w:val="0"/>
+                <w:color w:val="2B2F33"/>
+                <w:sz w:val="16"/>
+              </w:rPr>
+              <w:t>GBP 30,000 (no change)</w:t>
+            </w:r>
+          </w:p>
+        </w:tc>
+        <w:tc>
+          <w:tcPr>
+            <w:tcW w:type="dxa" w:w="2948"/>
+          </w:tcPr>
+          <w:p>
+            <w:pPr>
+              <w:spacing w:after="20" w:before="0"/>
+            </w:pPr>
+            <w:r/>
+            <w:r>
+              <w:rPr>
+                <w:rFonts w:ascii="Lato" w:hAnsi="Lato" w:cs="Lato"/>
+                <w:b w:val="0"/>
+                <w:i w:val="0"/>
+                <w:color w:val="2B2F33"/>
+                <w:sz w:val="16"/>
+              </w:rPr>
+              <w:t>No like-for-like competitor figure (Tysers/Yutree production indemnity schedule-driven). Cannot determine.</w:t>
+            </w:r>
+          </w:p>
+        </w:tc>
+        <w:tc>
+          <w:tcPr>
+            <w:tcW w:type="dxa" w:w="1134"/>
+          </w:tcPr>
+          <w:p>
+            <w:pPr>
+              <w:spacing w:after="20" w:before="0"/>
+            </w:pPr>
+            <w:r/>
+            <w:r>
+              <w:rPr>
+                <w:rFonts w:ascii="Lato" w:hAnsi="Lato" w:cs="Lato"/>
+                <w:b w:val="0"/>
+                <w:i w:val="0"/>
+                <w:color w:val="2B2F33"/>
+                <w:sz w:val="16"/>
+              </w:rPr>
+              <w:t>No — cannot determine</w:t>
+            </w:r>
+          </w:p>
+        </w:tc>
+      </w:tr>
+      <w:tr>
+        <w:tc>
+          <w:tcPr>
+            <w:tcW w:type="dxa" w:w="2608"/>
+            <w:shd w:val="clear" w:color="auto" w:fill="F4F7F9"/>
+          </w:tcPr>
+          <w:p>
+            <w:pPr>
+              <w:spacing w:after="20" w:before="0"/>
+            </w:pPr>
+            <w:r/>
+            <w:r>
+              <w:rPr>
+                <w:rFonts w:ascii="Lato" w:hAnsi="Lato" w:cs="Lato"/>
+                <w:b/>
+                <w:i w:val="0"/>
+                <w:color w:val="00648B"/>
+                <w:sz w:val="16"/>
+              </w:rPr>
               <w:t>Sections 13/14/15 sub-limits (legal/D&amp;O/cyber)</w:t>
             </w:r>
           </w:p>
@@ -10013,6 +10138,7 @@
         <w:tc>
           <w:tcPr>
             <w:tcW w:type="dxa" w:w="1531"/>
+            <w:shd w:val="clear" w:color="auto" w:fill="F4F7F9"/>
           </w:tcPr>
           <w:p>
             <w:pPr>
@@ -10034,6 +10160,7 @@
         <w:tc>
           <w:tcPr>
             <w:tcW w:type="dxa" w:w="1701"/>
+            <w:shd w:val="clear" w:color="auto" w:fill="F4F7F9"/>
           </w:tcPr>
           <w:p>
             <w:pPr>
@@ -10055,6 +10182,7 @@
         <w:tc>
           <w:tcPr>
             <w:tcW w:type="dxa" w:w="2948"/>
+            <w:shd w:val="clear" w:color="auto" w:fill="F4F7F9"/>
           </w:tcPr>
           <w:p>
             <w:pPr>
@@ -10076,6 +10204,7 @@
         <w:tc>
           <w:tcPr>
             <w:tcW w:type="dxa" w:w="1134"/>
+            <w:shd w:val="clear" w:color="auto" w:fill="F4F7F9"/>
           </w:tcPr>
           <w:p>
             <w:pPr>
@@ -10834,7 +10963,41 @@
           <w:color w:val="2B2F33"/>
           <w:sz w:val="19"/>
         </w:rPr>
-        <w:t>A4 Touring/Entertainment Money: a specific market-highest figure CANNOT BE DETERMINED — the attached entertainment competitor wordings write Money cover on a schedule-driven basis. Sub-limit left schedule-referenced; underwriting to set the figure.</w:t>
+        <w:t>A4 Money restructure: split into two Schedule-referenced sub-limits — ‘Money – Premises’ and ‘Money – Touring, Festivals and Events’ — in line with the other Item coverages (figures chosen in the Schedule). The touring/event extension amalgamates the Entertainment Elite event-money section and the 0523 (MIB) ‘Venue’ money enhancement. No existing Money cover, condition or exclusion was removed. A specific market-highest figure CANNOT BE DETERMINED (competitor money is Schedule/Item-driven); underwriting sets it.</w:t>
+      </w:r>
+    </w:p>
+    <w:p>
+      <w:pPr>
+        <w:pStyle w:val="ListBullet"/>
+        <w:spacing w:after="40"/>
+        <w:ind w:left="340"/>
+      </w:pPr>
+      <w:r>
+        <w:rPr>
+          <w:rFonts w:ascii="Lato" w:hAnsi="Lato" w:cs="Lato"/>
+          <w:b w:val="0"/>
+          <w:i w:val="0"/>
+          <w:color w:val="2B2F33"/>
+          <w:sz w:val="19"/>
+        </w:rPr>
+        <w:t>Entertainment Elite (v3.2) has been added as a SIXTH competitor across the comparison and is the source of the amalgamated event-money cover. Liberty and Allianz uploads were byte-identical to the repo copies and were ignored as duplicates.</w:t>
+      </w:r>
+    </w:p>
+    <w:p>
+      <w:pPr>
+        <w:pStyle w:val="ListBullet"/>
+        <w:spacing w:after="40"/>
+        <w:ind w:left="340"/>
+      </w:pPr>
+      <w:r>
+        <w:rPr>
+          <w:rFonts w:ascii="Lato" w:hAnsi="Lato" w:cs="Lato"/>
+          <w:b w:val="0"/>
+          <w:i w:val="0"/>
+          <w:color w:val="2B2F33"/>
+          <w:sz w:val="19"/>
+        </w:rPr>
+        <w:t>From the TMHCC 0523 (MIB) variant only the Money enhancement was harvested (the ‘Venue’ money situation); no other cover was taken from 0523.</w:t>
       </w:r>
     </w:p>
     <w:p>
@@ -10919,7 +11082,7 @@
           <w:color w:val="2B2F33"/>
           <w:sz w:val="19"/>
         </w:rPr>
-        <w:t>‘Market-leading’/‘highest-in-market’ statements are supported by the five attached competitor wordings. Items that could not be traced to an attached wording are labelled CANNOT-DETERMINE / UNCONFIRMED above.</w:t>
+        <w:t>‘Market-leading’/‘highest-in-market’ statements are supported by the six attached competitor wordings. Items that could not be traced to an attached wording are labelled CANNOT-DETERMINE / UNCONFIRMED above.</w:t>
       </w:r>
     </w:p>
     <w:sectPr>
